--- a/git.docx
+++ b/git.docx
@@ -1098,6 +1098,61 @@
       </w:pPr>
       <w:r>
         <w:t>git push from the second time on</w:t>
+      </w:r>
+    </w:p>
+    <w:p>
+      <w:pPr>
+        <w:pStyle w:val="ListParagraph"/>
+        <w:numPr>
+          <w:ilvl w:val="0"/>
+          <w:numId w:val="1"/>
+        </w:numPr>
+      </w:pPr>
+      <w:r>
+        <w:rPr>
+          <w:b/>
+          <w:bCs/>
+        </w:rPr>
+        <w:t>Cloning a repo to the local</w:t>
+      </w:r>
+    </w:p>
+    <w:p>
+      <w:pPr>
+        <w:pStyle w:val="ListParagraph"/>
+        <w:numPr>
+          <w:ilvl w:val="1"/>
+          <w:numId w:val="1"/>
+        </w:numPr>
+      </w:pPr>
+      <w:r>
+        <w:t>git clone *URL*</w:t>
+      </w:r>
+      <w:r>
+        <w:t xml:space="preserve"> - for first time getting the repo</w:t>
+      </w:r>
+    </w:p>
+    <w:p>
+      <w:pPr>
+        <w:pStyle w:val="ListParagraph"/>
+        <w:numPr>
+          <w:ilvl w:val="1"/>
+          <w:numId w:val="1"/>
+        </w:numPr>
+      </w:pPr>
+      <w:r>
+        <w:t>git fetch *URL* - for downloading all changes to temp folder and your working directory is untouched. It is just to review the changes in the git repo</w:t>
+      </w:r>
+    </w:p>
+    <w:p>
+      <w:pPr>
+        <w:pStyle w:val="ListParagraph"/>
+        <w:numPr>
+          <w:ilvl w:val="1"/>
+          <w:numId w:val="1"/>
+        </w:numPr>
+      </w:pPr>
+      <w:r>
+        <w:t>git pull *URL* - fetch + merge. It downloads all changes and then merges it to your local working directory</w:t>
       </w:r>
     </w:p>
     <w:sectPr>
